--- a/public/sample-documents/eu-mdr-discovery-questions.docx
+++ b/public/sample-documents/eu-mdr-discovery-questions.docx
@@ -5,12 +5,20 @@
     <w:p>
       <w:pPr>
         <w:pStyle w:val="Title"/>
+        <w:spacing w:after="240"/>
       </w:pPr>
       <w:r>
+        <w:rPr>
+          <w:b/>
+          <w:sz w:val="40"/>
+        </w:rPr>
         <w:t xml:space="preserve">EU MDR — discovery questions</w:t>
       </w:r>
     </w:p>
     <w:p>
+      <w:pPr>
+        <w:spacing w:after="120"/>
+      </w:pPr>
       <w:r>
         <w:t xml:space="preserve">Aether Medical Devices · scoping call. This is a listening meeting: ask, do not pitch.</w:t>
       </w:r>
@@ -18,22 +26,36 @@
     <w:p>
       <w:pPr>
         <w:pStyle w:val="Heading1"/>
+        <w:spacing w:before="280" w:after="120"/>
       </w:pPr>
       <w:r>
+        <w:rPr>
+          <w:b/>
+          <w:sz w:val="28"/>
+        </w:rPr>
         <w:t xml:space="preserve">The portfolio</w:t>
       </w:r>
     </w:p>
     <w:p>
+      <w:pPr>
+        <w:spacing w:after="120"/>
+      </w:pPr>
       <w:r>
         <w:t xml:space="preserve">How many devices are in scope, and how many change class under the new rules?</w:t>
       </w:r>
     </w:p>
     <w:p>
+      <w:pPr>
+        <w:spacing w:after="120"/>
+      </w:pPr>
       <w:r>
         <w:t xml:space="preserve">Which of them are legacy devices still on an MDD certificate?</w:t>
       </w:r>
     </w:p>
     <w:p>
+      <w:pPr>
+        <w:spacing w:after="120"/>
+      </w:pPr>
       <w:r>
         <w:t xml:space="preserve">What is the revenue behind the three largest, and does any of it stop if a certificate lapses?</w:t>
       </w:r>
@@ -41,22 +63,36 @@
     <w:p>
       <w:pPr>
         <w:pStyle w:val="Heading1"/>
+        <w:spacing w:before="280" w:after="120"/>
       </w:pPr>
       <w:r>
+        <w:rPr>
+          <w:b/>
+          <w:sz w:val="28"/>
+        </w:rPr>
         <w:t xml:space="preserve">The notified body</w:t>
       </w:r>
     </w:p>
     <w:p>
+      <w:pPr>
+        <w:spacing w:after="120"/>
+      </w:pPr>
       <w:r>
         <w:t xml:space="preserve">Which notified body, and is a review slot already booked?</w:t>
       </w:r>
     </w:p>
     <w:p>
+      <w:pPr>
+        <w:spacing w:after="120"/>
+      </w:pPr>
       <w:r>
         <w:t xml:space="preserve">What did they say about the current technical documentation?</w:t>
       </w:r>
     </w:p>
     <w:p>
+      <w:pPr>
+        <w:spacing w:after="120"/>
+      </w:pPr>
       <w:r>
         <w:t xml:space="preserve">Has anything come back as a non-conformity, and is it closed?</w:t>
       </w:r>
@@ -64,22 +100,36 @@
     <w:p>
       <w:pPr>
         <w:pStyle w:val="Heading1"/>
+        <w:spacing w:before="280" w:after="120"/>
       </w:pPr>
       <w:r>
+        <w:rPr>
+          <w:b/>
+          <w:sz w:val="28"/>
+        </w:rPr>
         <w:t xml:space="preserve">The team</w:t>
       </w:r>
     </w:p>
     <w:p>
+      <w:pPr>
+        <w:spacing w:after="120"/>
+      </w:pPr>
       <w:r>
         <w:t xml:space="preserve">Who writes the technical files today, and how many of them are there?</w:t>
       </w:r>
     </w:p>
     <w:p>
+      <w:pPr>
+        <w:spacing w:after="120"/>
+      </w:pPr>
       <w:r>
         <w:t xml:space="preserve">Who signs them off, and how long does that take?</w:t>
       </w:r>
     </w:p>
     <w:p>
+      <w:pPr>
+        <w:spacing w:after="120"/>
+      </w:pPr>
       <w:r>
         <w:t xml:space="preserve">What has already been outsourced, and how did it go?</w:t>
       </w:r>
@@ -87,22 +137,36 @@
     <w:p>
       <w:pPr>
         <w:pStyle w:val="Heading1"/>
+        <w:spacing w:before="280" w:after="120"/>
       </w:pPr>
       <w:r>
+        <w:rPr>
+          <w:b/>
+          <w:sz w:val="28"/>
+        </w:rPr>
         <w:t xml:space="preserve">Timing</w:t>
       </w:r>
     </w:p>
     <w:p>
+      <w:pPr>
+        <w:spacing w:after="120"/>
+      </w:pPr>
       <w:r>
         <w:t xml:space="preserve">What is the first hard date, and what happens on the day it is missed?</w:t>
       </w:r>
     </w:p>
     <w:p>
+      <w:pPr>
+        <w:spacing w:after="120"/>
+      </w:pPr>
       <w:r>
         <w:t xml:space="preserve">Is there budget allocated this year, or is this next year's problem?</w:t>
       </w:r>
     </w:p>
     <w:p>
+      <w:pPr>
+        <w:spacing w:after="120"/>
+      </w:pPr>
       <w:r>
         <w:t xml:space="preserve">Freyr Solutions · sample document · the companies named here are fictional</w:t>
       </w:r>
